--- a/por/docx/40.content.docx
+++ b/por/docx/40.content.docx
@@ -136,13 +136,6 @@
         <w:rPr>
           <w:lang w:val="pt_PT" w:bidi="pt_PT"/>
         </w:rPr>
-      </w:r>
-      <w:r>
-        <w:rPr>
-          <w:i/>
-          <w:lang w:val="pt_PT" w:bidi="pt_PT"/>
-        </w:rPr>
-        <w:t>Mateus 1.1, Mateus 1.16, Mateus 1.18, Mateus 1.19, Mateus 1.19 (#2), Mateus 1.20, Mateus 1.21, Mateus 1.23, Mateus 1.25, Mateus 2.1, Mateus 2.2, Mateus 2.2 (#2), Mateus 2.3, Mateus 2.5–6, Mateus 2.9, Mateus 2.11, Mateus 2.11 (#2), Mateus 2.12, Mateus 2.13, Mateus 2.15, Mateus 2.16, Mateus 2.19–20, Mateus 2.22–23, Mateus 2.23, Mateus 3.2, Mateus 3.3, Mateus 3.6, Mateus 3.8, Mateus 3.9, Mateus 3.10, Mateus 3.11, Mateus 3.15, Mateus 3.16, Mateus 3.17, Mateus 4.1, Mateus 4.2, Mateus 4.3, Mateus 4.4, Mateus 4.5–6, Mateus 4.7, Mateus 4.8–9, Mateus 4.10, Mateus 4.15–16, Mateus 4.17, Mateus 4.18, Mateus 4.19, Mateus 4.21, Mateus 4.23, Mateus 4.24, Mateus 4.25, Mateus 5.3, Mateus 5.4, Mateus 5.5, Mateus 5.6, Mateus 5.11–12, Mateus 5.15–16, Mateus 5.17, Mateus 5.19, Mateus 5.21–22, Mateus 5.23–24, Mateus 5.25, Mateus 5.27–28, Mateus 5.29–30, Mateus 5.32, Mateus 5.32 (#2), Mateus 5.37, Mateus 5.38–39, Mateus 5.43–44, Mateus 5.46–47, Mateus 6.2, Mateus 6.3–4, Mateus 6.5, Mateus 6.6, Mateus 6.7–8, Mateus 6.10, Mateus 6.15, Mateus 6.16–18, Mateus 6.19–20, Mateus 6.21, Mateus 6.24, Mateus 6.25–26, Mateus 6.27, Mateus 6.33, Mateus 7.3–5, Mateus 7.6, Mateus 7.8, Mateus 7.11, Mateus 7.12, Mateus 7:13, Mateus 7.14, Mateus 7.15–16, Mateus 7.21, Mateus 7.22–23, Mateus 7.24, Mateus 7.26, Mateus 7.29, Mateus 8.4, Mateus 8.7, Mateus 8.8, Mateus 8.10, Mateus 8.11, Mateus 8.12, Mateus 8.14–15, Mateus 8.17, Mateus 8.20, Mateus 8.21–22, Mateus 8.24, Mateus 8.26, Mateus 8.27, Mateus 8.28, Mateus 8.29, Mateus 8.32, Mateus 8.34, Mateus 9.3–5, Mateus 9.5–6, Mateus 9.8, Mateus 9.9, Mateus 9.10, Mateus 9.13, Mateus 9.15, Mateus 9.15 (#2), Mateus 9.20–21, Mateus 9.22, Mateus 9.24, Mateus 9.26, Mateus 9.27, Mateus 9.29, Mateus 9.34, Mateus 9.36, Mateus 9.38, Mateus 10.1, Mateus 10.4, Mateus 10.6, Mateus 10.9–10, Mateus 10.11, Mateus 10.14–15, Mateus 10.17–18, Mateus 10.20, Mateus 10.22, Mateus 10.24–25, Mateus 10.28, Mateus 10.28 (#2), Mateus 10.32, Mateus 10.33, Mateus 10.34–36, Mateus 10.39, Mateus 10.42, Mateus 11.1, Mateus 11.3, Mateus 11.5, Mateus 11.6, Mateus 11.9–10, Mateus 11.14, Mateus 11.18, Mateus 11.19, Mateus 11.20, Mateus 11.25, Mateus 11.25 (#2), Mateus 11.27, Mateus 11.28, Mateus 12.2, Mateus 12.6, Mateus 12.8, Mateus 12.10, Mateus 12.12, Mateus 12.14, Mateus 12.18, Mateus 12.19–20, Mateus 12.26, Mateus 12.28, Mateus 12.31, Mateus 12.33, Mateus 12.37, Mateus 12.39–40, Mateus 12.41, Mateus 12.41 (#2), Mateus 12.42, Mateus 12.43–45, Mateus 12.48–50, Mateus 13.4, Mateus 13.5–6, Mateus 13.7, Mateus 13.8, Mateus 13.14, Mateus 13.15, Mateus 13.19, Mateus 13.20–21, Mateus 13.22, Mateus 13.23, Mateus 13.28, Mateus 13.30, Mateus 13.31–32, Mateus 13.33, Mateus 13.37–39, Mateus 13.39, Mateus 13.42, Mateus 13.43, Mateus 13.44, Mateus 13.45–46, Mateus 13.47–48, Mateus 13.54, Mateus 13.57, Mateus 13.58, Mateus 14.2, Mateus 14.4, Mateus 14.5, Mateus 14.7, Mateus 14.8, Mateus 14.9, Mateus 14.14, Mateus 14.16, Mateus 14.19, Mateus 14.20–21, Mateus 14.23, Mateus 14.24, Mateus 14.25, Mateus 14.27, Mateus 14.29, Mateus 14.30, Mateus 14.32, Mateus 14.33, Mateus 14.35, Mateus 15.4–6, Mateus 15.7–8, Mateus 15.9, Mateus 15.11, Mateus 15.11 (#2), Mateus 15.14, Mateus 15.19, Mateus 15.23, Mateus 15.24, Mateus 15.28, Mateus 15.30–31, Mateus 15.34, Mateus 15.36, Mateus 15.37, Mateus 15.38, Mateus 16.1, Mateus 16.4, Mateus 16.6, Mateus 16.12, Mateus 16.13, Mateus 16.14, Mateus 16.16, Mateus 16.17, Mateus 16.19, Mateus 16.21, Mateus 16.23, Mateus 16.24, Mateus 16.26, Mateus 16.27, Mateus 16.27 (#2), Mateus 16.28, Mateus 17.1, Mateus 17.2, Mateus 17.3, Mateus 17.4, Mateus 17.5, Mateus 17.9, Mateus 17.11, Mateus 17.12–13, Mateus 17.14–16, Mateus 17.18, Mateus 17.20, Mateus 17.22–23, Mateus 17.27, Mateus 18.3, Mateus 18.4, Mateus 18.6, Mateus 18.8, Mateus 18.10, Mateus 18.12–14, Mateus 18.15, Mateus 18.16, Mateus 18.17, Mateus 18.17 (#2), Mateus 18.20, Mateus 18.21–22, Mateus 18.24–25, Mateus 18.27, Mateus 18.30, Mateus 18.33, Mateus 18.34, Mateus 18.35, Mateus 19.3, Mateus 19.4, Mateus 19.5, Mateus 19.5–6, Mateus 19.6, Mateus 19.7–8, Mateus 19.9, Mateus 19.13, Mateus 19.14, Mateus 19.16–17, Mateus 19.20–21, Mateus 19.22, Mateus 19.26, Mateus 19.28, Mateus 19.30, Mateus 20.1–2, Mateus 20.4, Mateus 20.9, Mateus 20.11–12, Mateus 20.13–14, Mateus 20.17–19, Mateus 20.20–21, Mateus 20.23, Mateus 20.26, Mateus 20.28, Mateus 20.30, Mateus 20.34, Mateus 21.2, Mateus 21.4–5, Mateus 21.8, Mateus 21.9, Mateus 21.12, Mateus 21.13, Mateus 21.15–16, Mateus 21.18–19, Mateus 21.20–22, Mateus 21.23, Mateus 21.25, Mateus 21.25 (#2), Mateus 21.26, Mateus 21.28–29, Mateus 21.30, Mateus 21.31, Mateus 21.31–32, Mateus 21.35–36, Mateus 21.37, Mateus 21.38–39, Mateus 21.40–41, Mateus 21.42, Mateus 21.43, Mateus 21.46, Mateus 22.5–6, Mateus 22.7, Mateus 22.9–10, Mateus 22.13, Mateus 22.15, Mateus 22.17, Mateus 22.21, Mateus 22.23, Mateus 22.26–27, Mateus 22.29, Mateus 22.30, Mateus 22.32, Mateus 22.36, Mateus 22.37–38, Mateus 22.39, Mateus 22.42, Mateus 22.42 (#2), Mateus 22.45, Mateus 22.46, Mateus 23.2–3, Mateus 23.3, Mateus 23.5, Mateus 23.8–10, Mateus 23.12, Mateus 23.13–15, Mateus 23.15, Mateus 23.16–17, Mateus 23.23, Mateus 23.25–26, Mateus 23.28, Mateus 23.29–31, Mateus 23.33, Mateus 23.34, Mateus 23.35, Mateus 23.36, Mateus 23.37, Mateus 23.38, Mateus 24.2, Mateus 24.3, Mateus 24.5, Mateus 24.6–8, Mateus 24.9–10, Mateus 24.13, Mateus 24.14, Mateus 24.15–16, Mateus 24.21, Mateus 24.24, Mateus 24.27, Mateus 24.29, Mateus 24.30, Mateus 24.31, Mateus 24.34, Mateus 24.35, Mateus 24.36, Mateus 24.37–39, Mateus 24.42, Mateus 24.45–46, Mateus 24.47, Mateus 24.48–49, Mateus 24.51, Mateus 25.3, Mateus 25.4, Mateus 25.5–6, Mateus 25.10, Mateus 25.10–12, Mateus 25.13, Mateus 25.16–17, Mateus 25.18, Mateus 25.19, Mateus 25.20–21, Mateus 25.26–30, Mateus 25.31–32, Mateus 25.34, Mateus 25.35–36, Mateus 25.41, Mateus 25.42–43, Mateus 26.2, Mateus 26.4, Mateus 26.5, Mateus 26.6–9, Mateus 26.12, Mateus 26.14–15, Mateus 26.21, Mateus 26.24, Mateus 26.25, Mateus 26.26, Mateus 26.28, Mateus 26.30–31, Mateus 26.33–34, Mateus 26.37–38, Mateus 26.39, Mateus 26.40, Mateus 26.42, Mateus 26.42–44, Mateus 26.47–48, Mateus 26.51, Mateus 26.53, Mateus 26.54, Mateus 26.56, Mateus 26.59, Mateus 26.63, Mateus 26.64, Mateus 26.64 (#2), Mateus 26.65, Mateus 26.67, Mateus 26.73–75, Mateus 26.74, Mateus 26.75, Mateus 27.2, Mateus 27.3–5, Mateus 27.6–7, Mateus 27.9–10, Mateus 27.11, Mateus 27.12–14, Mateus 27.15–16, Mateus 27.19, Mateus 27.20, Mateus 27.22, Mateus 27.24, Mateus 27.25, Mateus 27.27–29, Mateus 27.32, Mateus 27.33, Mateus 27.35–36, Mateus 27.37, Mateus 27.38, Mateus 27.42, Mateus 27.45, Mateus 27.46, Mateus 27.50, Mateus 27.51, Mateus 27.52–53, Mateus 27.54, Mateus 27.57–58, Mateus 27.60, Mateus 27.62–64, Mateus 27.65–66, Mateus 28.1, Mateus 28.2, Mateus 28.4, Mateus 28.5–7, Mateus 28.8–9, Mateus 28.11–13, Mateus 28.17, Mateus 28.18, Mateus 28.19, Mateus 28.19 (#2), Mateus 28.20, Mateus 28.20 (#2)</w:t>
       </w:r>
       <w:r>
         <w:rPr>

--- a/por/docx/40.content.docx
+++ b/por/docx/40.content.docx
@@ -123,19 +123,6 @@
           <w:lang w:val="pt_PT" w:bidi="pt_PT"/>
         </w:rPr>
         <w:t>MAT</w:t>
-      </w:r>
-      <w:r>
-        <w:rPr>
-          <w:lang w:val="pt_PT" w:bidi="pt_PT"/>
-        </w:rPr>
-      </w:r>
-    </w:p>
-    <w:p>
-      <w:pPr/>
-      <w:r>
-        <w:rPr>
-          <w:lang w:val="pt_PT" w:bidi="pt_PT"/>
-        </w:rPr>
       </w:r>
       <w:r>
         <w:rPr>

--- a/por/docx/40.content.docx
+++ b/por/docx/40.content.docx
@@ -19,7 +19,7 @@
         <w:rPr>
           <w:lang w:val="pt_PT" w:bidi="pt_PT"/>
         </w:rPr>
-        <w:t>Resource: Perguntas de Tradução (unfoldingWord)</w:t>
+        <w:t>Resource: unfoldingWord® Translation Questions</w:t>
       </w:r>
       <w:r>
         <w:rPr>
@@ -85,7 +85,7 @@
         <w:rPr>
           <w:lang w:val="pt_PT" w:bidi="pt_PT"/>
         </w:rPr>
-        <w:t>Perguntas de Tradução (unfoldingWord)</w:t>
+        <w:t>unfoldingWord® Translation Questions</w:t>
       </w:r>
     </w:p>
     <w:p>
